--- a/public/Dipin-Yadav-4-years-software-engineer.docx
+++ b/public/Dipin-Yadav-4-years-software-engineer.docx
@@ -54,6 +54,13 @@
           <w:t>dipin.yadav18@gmail.com</w:t>
         </w:r>
       </w:hyperlink>
+      <w:r>
+        <w:rPr>
+          <w:rFonts w:ascii="Calibri" w:hAnsi="Calibri"/>
+          <w:sz w:val="18"/>
+        </w:rPr>
+        <w:t xml:space="preserve"> | +91-7015764714</w:t>
+      </w:r>
     </w:p>
     <w:p>
       <w:pPr>
@@ -148,23 +155,7 @@
           <w:rFonts w:ascii="Calibri" w:hAnsi="Calibri"/>
           <w:sz w:val="18"/>
         </w:rPr>
-        <w:t xml:space="preserve">Languages: Python, PHP, SQL, JavaScript, Perl, Bash • Frameworks: Django, Flask, DRF, Laravel, </w:t>
-      </w:r>
-      <w:proofErr w:type="spellStart"/>
-      <w:r>
-        <w:rPr>
-          <w:rFonts w:ascii="Calibri" w:hAnsi="Calibri"/>
-          <w:sz w:val="18"/>
-        </w:rPr>
-        <w:t>CakePHP</w:t>
-      </w:r>
-      <w:proofErr w:type="spellEnd"/>
-      <w:r>
-        <w:rPr>
-          <w:rFonts w:ascii="Calibri" w:hAnsi="Calibri"/>
-          <w:sz w:val="18"/>
-        </w:rPr>
-        <w:t xml:space="preserve"> • Cloud/DevOps: AWS (Certified), Azure, Kubernetes, Docker, CI/CD • Databases: PostgreSQL, MySQL, MongoDB, Redis</w:t>
+        <w:t>Languages: Python, PHP, SQL, JavaScript, Perl, Bash • Frameworks: Django, Flask, DRF, Laravel, CakePHP • Cloud/DevOps: AWS (Certified), Azure, Kubernetes, Docker, CI/CD • Databases: PostgreSQL, MySQL, MongoDB, Redis</w:t>
       </w:r>
     </w:p>
     <w:p>
@@ -448,7 +439,7 @@
           <w:color w:val="646464"/>
           <w:sz w:val="18"/>
         </w:rPr>
-        <w:t>August 2021 – March 2024</w:t>
+        <w:t>November 2021 – March 2024</w:t>
       </w:r>
     </w:p>
     <w:p>
@@ -790,13 +781,23 @@
       <w:pPr>
         <w:spacing w:after="20"/>
       </w:pPr>
+      <w:proofErr w:type="gramStart"/>
       <w:r>
         <w:rPr>
           <w:rFonts w:ascii="Calibri" w:hAnsi="Calibri"/>
           <w:b/>
           <w:sz w:val="19"/>
         </w:rPr>
-        <w:t>B.Tech in Computer Science — Gurgaon Institute of Technology and Management, 2014-2018</w:t>
+        <w:t>B.Tech</w:t>
+      </w:r>
+      <w:proofErr w:type="gramEnd"/>
+      <w:r>
+        <w:rPr>
+          <w:rFonts w:ascii="Calibri" w:hAnsi="Calibri"/>
+          <w:b/>
+          <w:sz w:val="19"/>
+        </w:rPr>
+        <w:t xml:space="preserve"> in Computer Science — Gurgaon Institute of Technology and Management, 2014-2018</w:t>
       </w:r>
     </w:p>
     <w:sectPr>
